--- a/klagomål/A 17389-2024 FSC-klagomål.docx
+++ b/klagomål/A 17389-2024 FSC-klagomål.docx
@@ -178,7 +178,7 @@
       <w:r>
         <w:drawing>
           <wp:inline xmlns:a="http://schemas.openxmlformats.org/drawingml/2006/main" xmlns:pic="http://schemas.openxmlformats.org/drawingml/2006/picture">
-            <wp:extent cx="4887570" cy="5724000"/>
+            <wp:extent cx="4821082" cy="5724000"/>
             <wp:docPr id="1" name="Picture 1"/>
             <wp:cNvGraphicFramePr>
               <a:graphicFrameLocks noChangeAspect="1"/>
@@ -199,7 +199,7 @@
                   <pic:spPr>
                     <a:xfrm>
                       <a:off x="0" y="0"/>
-                      <a:ext cx="4887570" cy="5724000"/>
+                      <a:ext cx="4821082" cy="5724000"/>
                     </a:xfrm>
                     <a:prstGeom prst="rect"/>
                   </pic:spPr>
@@ -221,7 +221,7 @@
     </w:p>
     <w:p>
       <w:r>
-        <w:t>I avverkningsanmälan finns fynd av 39 naturvårdsarter, varav 22 är rödlistade, 39 är fridlysta och 6 är typiska (T): hornuggla (EN, §4), storspov (EN, §4), grönfink (VU, §4), hussvala (VU, §4), stare (VU, §4), tornseglare (VU, §4), blåhake (NT, §4), duvhök (NT, §4), entita (NT, T, §4), grönsångare (NT, §4), gulsparv (NT, §4), göktyta (NT, §4), järnsparv (NT, §4), ladusvala (NT, §4), mindre hackspett (NT, T, §4), rosenfink (NT, §4), rödvingetrast (NT, §4), skrattmås (NT, §4), sparvuggla (NT, §4), svartsnäppa (NT, §4), sädesärla (NT, §4), talltita (NT, §4), nattskärra (T, §4), spillkråka (T, §4), stjärtmes (T, §4), tofsmes (T, §4), fiskgjuse (§4), fjällvråk (§4), gröngöling (§4), grönsiska (§4), havsörn (§4), kråka (§4), kungsfågel (§4), smålom (§4), svartvit flugsnappare (§4), sångsvan (§4), trana (§4), törnskata (§4) och ärtsångare (§4). Se Figur 1.</w:t>
+        <w:t>I avverkningsanmälan finns fynd av 40 naturvårdsarter, varav 22 är rödlistade, 40 är fridlysta och 7 är typiska (T): hornuggla (EN, §4), storspov (EN, §4), grönfink (VU, §4), hussvala (VU, §4), stare (VU, §4), tornseglare (VU, §4), blåhake (NT, §4), duvhök (NT, §4), entita (NT, T, §4), grönsångare (NT, §4), gulsparv (NT, §4), göktyta (NT, §4), järnsparv (NT, §4), ladusvala (NT, §4), mindre hackspett (NT, T, §4), rosenfink (NT, §4), rödvingetrast (NT, §4), skrattmås (NT, §4), sparvuggla (NT, §4), svartsnäppa (NT, §4), sädesärla (NT, §4), talltita (NT, §4), bergfink (T, §4), nattskärra (T, §4), spillkråka (T, §4), stjärtmes (T, §4), tofsmes (T, §4), fiskgjuse (§4), fjällvråk (§4), gröngöling (§4), grönsiska (§4), havsörn (§4), kråka (§4), kungsfågel (§4), smålom (§4), svartvit flugsnappare (§4), sångsvan (§4), trana (§4), törnskata (§4) och ärtsångare (§4). Se Figur 1.</w:t>
       </w:r>
     </w:p>
     <w:p>
@@ -347,6 +347,26 @@
         <w:rPr>
           <w:b/>
         </w:rPr>
+        <w:t>Bergfink (§4)</w:t>
+      </w:r>
+      <w:r>
+        <w:t xml:space="preserve"> häckar i barr- och blandskog samt i fjällbjörkskog. Den förekommer i Norrland, västra Dalarna och norra Värmland samt sparsamt till sällsynt vidare söderut till mellersta Värmland, norra Västmanland och södra Gästrikland. Bergfink är typisk art för </w:t>
+      </w:r>
+      <w:r>
+        <w:rPr>
+          <w:i/>
+        </w:rPr>
+        <w:t>9040 Fjällbjörkskog</w:t>
+      </w:r>
+      <w:r>
+        <w:t xml:space="preserve"> (SLU Artdatabanken, 2025).</w:t>
+      </w:r>
+    </w:p>
+    <w:p>
+      <w:r>
+        <w:rPr>
+          <w:b/>
+        </w:rPr>
         <w:t>Nattskärra (§4)</w:t>
       </w:r>
       <w:r>
@@ -605,7 +625,7 @@
         <w:rPr>
           <w:i/>
         </w:rPr>
-        <w:t>I det avverkningsanmälda skogsområdet har 39 naturvårdsarter varav 22 rödlistade arter sina livsmiljöer och växtplatser.</w:t>
+        <w:t>I det avverkningsanmälda skogsområdet har 40 naturvårdsarter varav 22 rödlistade arter sina livsmiljöer och växtplatser.</w:t>
       </w:r>
     </w:p>
     <w:p>
@@ -1450,7 +1470,7 @@
     <w:r>
       <w:tab/>
       <w:tab/>
-      <w:t>2026-09-14</w:t>
+      <w:t>2026-09-15</w:t>
       <w:br/>
       <w:br/>
     </w:r>

--- a/klagomål/A 17389-2024 FSC-klagomål.docx
+++ b/klagomål/A 17389-2024 FSC-klagomål.docx
@@ -1470,7 +1470,7 @@
     <w:r>
       <w:tab/>
       <w:tab/>
-      <w:t>2026-09-15</w:t>
+      <w:t>2026-09-16</w:t>
       <w:br/>
       <w:br/>
     </w:r>

--- a/klagomål/A 17389-2024 FSC-klagomål.docx
+++ b/klagomål/A 17389-2024 FSC-klagomål.docx
@@ -1470,7 +1470,7 @@
     <w:r>
       <w:tab/>
       <w:tab/>
-      <w:t>2026-09-16</w:t>
+      <w:t>2026-09-17</w:t>
       <w:br/>
       <w:br/>
     </w:r>

--- a/klagomål/A 17389-2024 FSC-klagomål.docx
+++ b/klagomål/A 17389-2024 FSC-klagomål.docx
@@ -1470,7 +1470,7 @@
     <w:r>
       <w:tab/>
       <w:tab/>
-      <w:t>2026-09-17</w:t>
+      <w:t>2026-09-18</w:t>
       <w:br/>
       <w:br/>
     </w:r>

--- a/klagomål/A 17389-2024 FSC-klagomål.docx
+++ b/klagomål/A 17389-2024 FSC-klagomål.docx
@@ -1470,7 +1470,7 @@
     <w:r>
       <w:tab/>
       <w:tab/>
-      <w:t>2026-09-18</w:t>
+      <w:t>2026-09-19</w:t>
       <w:br/>
       <w:br/>
     </w:r>

--- a/klagomål/A 17389-2024 FSC-klagomål.docx
+++ b/klagomål/A 17389-2024 FSC-klagomål.docx
@@ -1470,7 +1470,7 @@
     <w:r>
       <w:tab/>
       <w:tab/>
-      <w:t>2026-09-19</w:t>
+      <w:t>2026-09-21</w:t>
       <w:br/>
       <w:br/>
     </w:r>

--- a/klagomål/A 17389-2024 FSC-klagomål.docx
+++ b/klagomål/A 17389-2024 FSC-klagomål.docx
@@ -1470,7 +1470,7 @@
     <w:r>
       <w:tab/>
       <w:tab/>
-      <w:t>2026-09-21</w:t>
+      <w:t>2026-09-23</w:t>
       <w:br/>
       <w:br/>
     </w:r>

--- a/klagomål/A 17389-2024 FSC-klagomål.docx
+++ b/klagomål/A 17389-2024 FSC-klagomål.docx
@@ -1470,7 +1470,7 @@
     <w:r>
       <w:tab/>
       <w:tab/>
-      <w:t>2026-09-23</w:t>
+      <w:t>2026-09-24</w:t>
       <w:br/>
       <w:br/>
     </w:r>

--- a/klagomål/A 17389-2024 FSC-klagomål.docx
+++ b/klagomål/A 17389-2024 FSC-klagomål.docx
@@ -1470,7 +1470,7 @@
     <w:r>
       <w:tab/>
       <w:tab/>
-      <w:t>2026-09-24</w:t>
+      <w:t>2026-09-25</w:t>
       <w:br/>
       <w:br/>
     </w:r>

--- a/klagomål/A 17389-2024 FSC-klagomål.docx
+++ b/klagomål/A 17389-2024 FSC-klagomål.docx
@@ -1470,7 +1470,7 @@
     <w:r>
       <w:tab/>
       <w:tab/>
-      <w:t>2026-09-25</w:t>
+      <w:t>2026-09-26</w:t>
       <w:br/>
       <w:br/>
     </w:r>

--- a/klagomål/A 17389-2024 FSC-klagomål.docx
+++ b/klagomål/A 17389-2024 FSC-klagomål.docx
@@ -1470,7 +1470,7 @@
     <w:r>
       <w:tab/>
       <w:tab/>
-      <w:t>2026-09-26</w:t>
+      <w:t>2026-09-27</w:t>
       <w:br/>
       <w:br/>
     </w:r>

--- a/klagomål/A 17389-2024 FSC-klagomål.docx
+++ b/klagomål/A 17389-2024 FSC-klagomål.docx
@@ -1470,7 +1470,7 @@
     <w:r>
       <w:tab/>
       <w:tab/>
-      <w:t>2026-09-27</w:t>
+      <w:t>2026-09-28</w:t>
       <w:br/>
       <w:br/>
     </w:r>

--- a/klagomål/A 17389-2024 FSC-klagomål.docx
+++ b/klagomål/A 17389-2024 FSC-klagomål.docx
@@ -1470,7 +1470,7 @@
     <w:r>
       <w:tab/>
       <w:tab/>
-      <w:t>2026-09-28</w:t>
+      <w:t>2026-09-29</w:t>
       <w:br/>
       <w:br/>
     </w:r>

--- a/klagomål/A 17389-2024 FSC-klagomål.docx
+++ b/klagomål/A 17389-2024 FSC-klagomål.docx
@@ -1470,7 +1470,7 @@
     <w:r>
       <w:tab/>
       <w:tab/>
-      <w:t>2026-09-29</w:t>
+      <w:t>2026-09-30</w:t>
       <w:br/>
       <w:br/>
     </w:r>

--- a/klagomål/A 17389-2024 FSC-klagomål.docx
+++ b/klagomål/A 17389-2024 FSC-klagomål.docx
@@ -1470,7 +1470,7 @@
     <w:r>
       <w:tab/>
       <w:tab/>
-      <w:t>2026-09-30</w:t>
+      <w:t>2026-10-01</w:t>
       <w:br/>
       <w:br/>
     </w:r>

--- a/klagomål/A 17389-2024 FSC-klagomål.docx
+++ b/klagomål/A 17389-2024 FSC-klagomål.docx
@@ -1470,7 +1470,7 @@
     <w:r>
       <w:tab/>
       <w:tab/>
-      <w:t>2026-10-01</w:t>
+      <w:t>2026-10-02</w:t>
       <w:br/>
       <w:br/>
     </w:r>

--- a/klagomål/A 17389-2024 FSC-klagomål.docx
+++ b/klagomål/A 17389-2024 FSC-klagomål.docx
@@ -1470,7 +1470,7 @@
     <w:r>
       <w:tab/>
       <w:tab/>
-      <w:t>2026-10-02</w:t>
+      <w:t>2026-10-03</w:t>
       <w:br/>
       <w:br/>
     </w:r>

--- a/klagomål/A 17389-2024 FSC-klagomål.docx
+++ b/klagomål/A 17389-2024 FSC-klagomål.docx
@@ -1470,7 +1470,7 @@
     <w:r>
       <w:tab/>
       <w:tab/>
-      <w:t>2026-10-03</w:t>
+      <w:t>2026-10-04</w:t>
       <w:br/>
       <w:br/>
     </w:r>

--- a/klagomål/A 17389-2024 FSC-klagomål.docx
+++ b/klagomål/A 17389-2024 FSC-klagomål.docx
@@ -221,7 +221,7 @@
     </w:p>
     <w:p>
       <w:r>
-        <w:t>I avverkningsanmälan finns fynd av 40 naturvårdsarter, varav 22 är rödlistade, 40 är fridlysta och 7 är typiska (T): hornuggla (EN, §4), storspov (EN, §4), grönfink (VU, §4), hussvala (VU, §4), stare (VU, §4), tornseglare (VU, §4), blåhake (NT, §4), duvhök (NT, §4), entita (NT, T, §4), grönsångare (NT, §4), gulsparv (NT, §4), göktyta (NT, §4), järnsparv (NT, §4), ladusvala (NT, §4), mindre hackspett (NT, T, §4), rosenfink (NT, §4), rödvingetrast (NT, §4), skrattmås (NT, §4), sparvuggla (NT, §4), svartsnäppa (NT, §4), sädesärla (NT, §4), talltita (NT, §4), bergfink (T, §4), nattskärra (T, §4), spillkråka (T, §4), stjärtmes (T, §4), tofsmes (T, §4), fiskgjuse (§4), fjällvråk (§4), gröngöling (§4), grönsiska (§4), havsörn (§4), kråka (§4), kungsfågel (§4), smålom (§4), svartvit flugsnappare (§4), sångsvan (§4), trana (§4), törnskata (§4) och ärtsångare (§4). Se Figur 1.</w:t>
+        <w:t>I avverkningsanmälan finns fynd av 41 naturvårdsarter, varav 23 är rödlistade, 41 är fridlysta och 7 är typiska (T): hornuggla (EN, §4), storspov (EN, §4), grönfink (VU, §4), hussvala (VU, §4), stare (VU, §4), tornseglare (VU, §4), blåhake (NT, §4), duvhök (NT, §4), entita (NT, T, §4), grönsångare (NT, §4), gulsparv (NT, §4), göktyta (NT, §4), järnsparv (NT, §4), kungsörn (NT, §4), ladusvala (NT, §4), mindre hackspett (NT, T, §4), rosenfink (NT, §4), rödvingetrast (NT, §4), skrattmås (NT, §4), sparvuggla (NT, §4), svartsnäppa (NT, §4), sädesärla (NT, §4), talltita (NT, §4), bergfink (T, §4), nattskärra (T, §4), spillkråka (T, §4), stjärtmes (T, §4), tofsmes (T, §4), fiskgjuse (§4), fjällvråk (§4), gröngöling (§4), grönsiska (§4), havsörn (§4), kråka (§4), kungsfågel (§4), smålom (§4), svartvit flugsnappare (§4), sångsvan (§4), trana (§4), törnskata (§4) och ärtsångare (§4). Se Figur 1.</w:t>
       </w:r>
     </w:p>
     <w:p>
@@ -305,6 +305,17 @@
         <w:rPr>
           <w:b/>
         </w:rPr>
+        <w:t>Kungsörn (NT, §4)</w:t>
+      </w:r>
+      <w:r>
+        <w:t xml:space="preserve"> är rödlistad som nära hotad och upptagen i bilaga 1 EU:s fågeldirektiv. Boträd får inte avverkas och skyddande skog bör vid avverkning alltid sparas runt örnbon, även runt s.k. alternativbon. Som utgångspunkt vid bedömning av hur mycket skog som skall lämnas runt boträdet bör 200 meters radie gälla. Under häckningsperioden (1 januari till 31 augusti) är kungsörnen störningskänslig och inga skogsbruksåtgärder eller andra störande verksamheter får förekomma närmare än 500 m från boet under den tiden. Arealen på det sparade skogspartiet kan uppgå till åtskilliga tiotals hektar beroende på t.ex. topografi, vindexponering och insyn. Det är även värdefullt om sammanhängande skog kan lämnas i någon riktning. Avverkning av gammelskog i bergsbranter och annan svår terräng måste undvikas (SLU Artdatabanken, 2024; Skogsstyrelsen, 2016).</w:t>
+      </w:r>
+    </w:p>
+    <w:p>
+      <w:r>
+        <w:rPr>
+          <w:b/>
+        </w:rPr>
         <w:t>Mindre hackspett (NT, §4)</w:t>
       </w:r>
       <w:r>
@@ -596,7 +607,7 @@
         <w:rPr>
           <w:i/>
         </w:rPr>
-        <w:t>I det avverkningsanmälda skogsområdet har 22 rödlistade arter och signalarter påträffats. Detta ska jämföras med Skogsstyrelsens uppföljning 2017 av nyckelbiotoper som visade att man i genomsnitt hittar 20,6 olika rödlistade arter och signalarter i en nyckelbiotop (Wijk, S. 2017. Biologisk mångfald i nyckelbiotoper – Resultat från inventeringen “Uppföljning biologisk mångfald” 2009–2015. Rapport 4/2017 Skogsstyrelsen, Jönköping).</w:t>
+        <w:t>I det avverkningsanmälda skogsområdet har 23 rödlistade arter och signalarter påträffats. Detta ska jämföras med Skogsstyrelsens uppföljning 2017 av nyckelbiotoper som visade att man i genomsnitt hittar 20,6 olika rödlistade arter och signalarter i en nyckelbiotop (Wijk, S. 2017. Biologisk mångfald i nyckelbiotoper – Resultat från inventeringen “Uppföljning biologisk mångfald” 2009–2015. Rapport 4/2017 Skogsstyrelsen, Jönköping).</w:t>
       </w:r>
     </w:p>
     <w:p>
@@ -625,7 +636,7 @@
         <w:rPr>
           <w:i/>
         </w:rPr>
-        <w:t>I det avverkningsanmälda skogsområdet har 40 naturvårdsarter varav 22 rödlistade arter sina livsmiljöer och växtplatser.</w:t>
+        <w:t>I det avverkningsanmälda skogsområdet har 41 naturvårdsarter varav 23 rödlistade arter sina livsmiljöer och växtplatser.</w:t>
       </w:r>
     </w:p>
     <w:p>
@@ -951,6 +962,70 @@
     <w:p>
       <w:r>
         <w:t xml:space="preserve">SLU Artdatabanken, 2021. </w:t>
+      </w:r>
+      <w:r>
+        <w:rPr>
+          <w:i/>
+        </w:rPr>
+        <w:t xml:space="preserve">Artfaktablad. Naturvård – artfakta. </w:t>
+      </w:r>
+      <w:r>
+        <w:t>SLU Artdatabanken, Uppsala</w:t>
+      </w:r>
+    </w:p>
+    <w:p>
+      <w:pPr>
+        <w:pStyle w:val="Heading1"/>
+      </w:pPr>
+      <w:r>
+        <w:t>Kungsörn – ekologi samt krav på livsmiljön</w:t>
+      </w:r>
+    </w:p>
+    <w:p>
+      <w:r>
+        <w:t>Kungsörn är rödlistad som nära hotad (NT) och fridlyst enligt 4§ Artskyddsförordningen samt upptagen i bilaga 1 EU:s fågeldirektiv. Kungsörnen häckar i skogs- och fjällområden där den bygger stora risbon i grova träd eller på klipphyllor. Risboet är ca 1,5 m i diameter och i extremfall upp till 5 m högt, vanligtvis beläget i en kraftig tall eller i ett klippstup, ofta med utsikt över terrängen. Varje par har ofta flera alternativa boplatser inom sitt revir och dessa kan ligga åtskilliga kilometer från varandra (upp till 6,5 km konstaterat i Norge). Bon i träd placeras oftast på 2/3 höjd, mera sällan i eller nära toppen (SLU Artdatabanken, 2024).</w:t>
+      </w:r>
+    </w:p>
+    <w:p>
+      <w:r>
+        <w:t>I marker med medelgod bytestillgång är avståndet mellan etablerade par under naturliga förhållanden i genomsnitt cirka 10 km. I områden med gott om byten, som t.ex. i Skåne och Gotland men lokalt även i Norrland, kan avstånden vara betydligt kortare. Till exempel på Gotland har samtidiga häckningar skett i bon belägna endast lite drygt tre kilometer från varandra. I fattiga norrlandsskogar är medelavståndet mellan paren drygt 15 km. (SLU Artdatabanken, 2024).</w:t>
+      </w:r>
+    </w:p>
+    <w:p>
+      <w:r>
+        <w:t>Boträd får inte avverkas och skyddande skog bör vid avverkning alltid sparas runt örnbon, även runt s.k. alternativbon. Som utgångspunkt vid bedömning av hur mycket skog som skall lämnas runt boträdet bör 200 meters radie gälla. Under häckningsperioden (1 januari till 31 augusti) är kungsörnen störningskänslig och inga skogsbruksåtgärder eller annan störande berksamhet får förekomma närmare än 500 m från boet under den tiden. Arealen på det sparade skogspartiet kan uppgå till åtskilliga tiotals hektar beroende på t.ex. topografi, vindexponering och insyn. Det är även värdefullt om sammanhängande skog kan lämnas i någon riktning. Avverkning av gammelskog i bergsbranter och annan svår terräng måste undvikas (SLU Artdatabanken, 2024; Skogsstyrelsen, 2016).</w:t>
+      </w:r>
+    </w:p>
+    <w:p>
+      <w:r>
+        <w:t>Kungsörnen har på lång sikt en något osäker framtid på grund av den genomhuggning och kalavverkning av äldre, urskogsartade bestånd som fortfarande sker långt upp mot fjällområdena. Därvid kan brist på lämpliga boträd uppstå, likaså försämrad bytestillgång. Boträden, tallar i minst 95 % av fallen, bör vara kraftiga och i Norrland helst minst 200 år gamla. Medelåldern på 97 friska träd var 311 år vid en studie i Norrland 1975–1980. På Gotland har medelåldern på boträden konstaterats vara 145 år. Den gammelskog som i dagens läge finns kvar i Norrland hittas framför allt i svåravverkade, branta sluttningar i anslutning till berg, på blockrika berg, i eller i anslutning till raviner och sprickdalar eller på myrholmar. Eftersom ungefär halva den svenska kungsörnsstammen är beroende av lämpliga boträd skulle en mer omfattande avverkning i ovan nämnda terrängtyper troligen vara starkt negativ för artens fortbestånd. (SLU Artdatabanken, 2024).</w:t>
+      </w:r>
+    </w:p>
+    <w:p>
+      <w:pPr>
+        <w:pStyle w:val="Heading2"/>
+      </w:pPr>
+      <w:r>
+        <w:t>Referenser – kungsörn</w:t>
+      </w:r>
+    </w:p>
+    <w:p>
+      <w:r>
+        <w:t xml:space="preserve">Skogsstyrelsen, 2016. </w:t>
+      </w:r>
+      <w:r>
+        <w:rPr>
+          <w:i/>
+        </w:rPr>
+        <w:t xml:space="preserve">Vägledning för hänsyn till kungsörn. </w:t>
+      </w:r>
+      <w:r>
+        <w:t>Vägledningar och kunskapsstöd artskydd – Skogsstyrelsen</w:t>
+      </w:r>
+    </w:p>
+    <w:p>
+      <w:r>
+        <w:t xml:space="preserve">SLU Artdatabanken, 2024. </w:t>
       </w:r>
       <w:r>
         <w:rPr>
@@ -1470,7 +1545,7 @@
     <w:r>
       <w:tab/>
       <w:tab/>
-      <w:t>2026-10-04</w:t>
+      <w:t>2026-10-05</w:t>
       <w:br/>
       <w:br/>
     </w:r>

--- a/klagomål/A 17389-2024 FSC-klagomål.docx
+++ b/klagomål/A 17389-2024 FSC-klagomål.docx
@@ -1545,7 +1545,7 @@
     <w:r>
       <w:tab/>
       <w:tab/>
-      <w:t>2026-10-05</w:t>
+      <w:t>2026-10-06</w:t>
       <w:br/>
       <w:br/>
     </w:r>

--- a/klagomål/A 17389-2024 FSC-klagomål.docx
+++ b/klagomål/A 17389-2024 FSC-klagomål.docx
@@ -1545,7 +1545,7 @@
     <w:r>
       <w:tab/>
       <w:tab/>
-      <w:t>2026-10-06</w:t>
+      <w:t>2026-10-07</w:t>
       <w:br/>
       <w:br/>
     </w:r>

--- a/klagomål/A 17389-2024 FSC-klagomål.docx
+++ b/klagomål/A 17389-2024 FSC-klagomål.docx
@@ -1545,7 +1545,7 @@
     <w:r>
       <w:tab/>
       <w:tab/>
-      <w:t>2026-10-07</w:t>
+      <w:t>2026-10-08</w:t>
       <w:br/>
       <w:br/>
     </w:r>

--- a/klagomål/A 17389-2024 FSC-klagomål.docx
+++ b/klagomål/A 17389-2024 FSC-klagomål.docx
@@ -1545,7 +1545,7 @@
     <w:r>
       <w:tab/>
       <w:tab/>
-      <w:t>2026-10-08</w:t>
+      <w:t>2026-10-09</w:t>
       <w:br/>
       <w:br/>
     </w:r>

--- a/klagomål/A 17389-2024 FSC-klagomål.docx
+++ b/klagomål/A 17389-2024 FSC-klagomål.docx
@@ -1545,7 +1545,7 @@
     <w:r>
       <w:tab/>
       <w:tab/>
-      <w:t>2026-10-09</w:t>
+      <w:t>2026-10-10</w:t>
       <w:br/>
       <w:br/>
     </w:r>

--- a/klagomål/A 17389-2024 FSC-klagomål.docx
+++ b/klagomål/A 17389-2024 FSC-klagomål.docx
@@ -1545,7 +1545,7 @@
     <w:r>
       <w:tab/>
       <w:tab/>
-      <w:t>2026-10-10</w:t>
+      <w:t>2026-10-11</w:t>
       <w:br/>
       <w:br/>
     </w:r>

--- a/klagomål/A 17389-2024 FSC-klagomål.docx
+++ b/klagomål/A 17389-2024 FSC-klagomål.docx
@@ -1545,7 +1545,7 @@
     <w:r>
       <w:tab/>
       <w:tab/>
-      <w:t>2026-10-11</w:t>
+      <w:t>2026-10-12</w:t>
       <w:br/>
       <w:br/>
     </w:r>

--- a/klagomål/A 17389-2024 FSC-klagomål.docx
+++ b/klagomål/A 17389-2024 FSC-klagomål.docx
@@ -1545,7 +1545,7 @@
     <w:r>
       <w:tab/>
       <w:tab/>
-      <w:t>2026-10-12</w:t>
+      <w:t>2026-10-13</w:t>
       <w:br/>
       <w:br/>
     </w:r>

--- a/klagomål/A 17389-2024 FSC-klagomål.docx
+++ b/klagomål/A 17389-2024 FSC-klagomål.docx
@@ -1545,7 +1545,7 @@
     <w:r>
       <w:tab/>
       <w:tab/>
-      <w:t>2026-10-13</w:t>
+      <w:t>2026-10-14</w:t>
       <w:br/>
       <w:br/>
     </w:r>

--- a/klagomål/A 17389-2024 FSC-klagomål.docx
+++ b/klagomål/A 17389-2024 FSC-klagomål.docx
@@ -1545,7 +1545,7 @@
     <w:r>
       <w:tab/>
       <w:tab/>
-      <w:t>2026-10-14</w:t>
+      <w:t>2026-10-15</w:t>
       <w:br/>
       <w:br/>
     </w:r>

--- a/klagomål/A 17389-2024 FSC-klagomål.docx
+++ b/klagomål/A 17389-2024 FSC-klagomål.docx
@@ -1545,7 +1545,7 @@
     <w:r>
       <w:tab/>
       <w:tab/>
-      <w:t>2026-10-15</w:t>
+      <w:t>2026-10-16</w:t>
       <w:br/>
       <w:br/>
     </w:r>

--- a/klagomål/A 17389-2024 FSC-klagomål.docx
+++ b/klagomål/A 17389-2024 FSC-klagomål.docx
@@ -1545,7 +1545,7 @@
     <w:r>
       <w:tab/>
       <w:tab/>
-      <w:t>2026-10-16</w:t>
+      <w:t>2026-10-17</w:t>
       <w:br/>
       <w:br/>
     </w:r>

--- a/klagomål/A 17389-2024 FSC-klagomål.docx
+++ b/klagomål/A 17389-2024 FSC-klagomål.docx
@@ -1545,7 +1545,7 @@
     <w:r>
       <w:tab/>
       <w:tab/>
-      <w:t>2026-10-17</w:t>
+      <w:t>2026-10-18</w:t>
       <w:br/>
       <w:br/>
     </w:r>

--- a/klagomål/A 17389-2024 FSC-klagomål.docx
+++ b/klagomål/A 17389-2024 FSC-klagomål.docx
@@ -1545,7 +1545,7 @@
     <w:r>
       <w:tab/>
       <w:tab/>
-      <w:t>2026-10-18</w:t>
+      <w:t>2026-10-19</w:t>
       <w:br/>
       <w:br/>
     </w:r>

--- a/klagomål/A 17389-2024 FSC-klagomål.docx
+++ b/klagomål/A 17389-2024 FSC-klagomål.docx
@@ -1545,7 +1545,7 @@
     <w:r>
       <w:tab/>
       <w:tab/>
-      <w:t>2026-10-19</w:t>
+      <w:t>2026-10-20</w:t>
       <w:br/>
       <w:br/>
     </w:r>

--- a/klagomål/A 17389-2024 FSC-klagomål.docx
+++ b/klagomål/A 17389-2024 FSC-klagomål.docx
@@ -1545,7 +1545,7 @@
     <w:r>
       <w:tab/>
       <w:tab/>
-      <w:t>2026-10-20</w:t>
+      <w:t>2026-10-21</w:t>
       <w:br/>
       <w:br/>
     </w:r>

--- a/klagomål/A 17389-2024 FSC-klagomål.docx
+++ b/klagomål/A 17389-2024 FSC-klagomål.docx
@@ -1545,7 +1545,7 @@
     <w:r>
       <w:tab/>
       <w:tab/>
-      <w:t>2026-10-21</w:t>
+      <w:t>2026-10-22</w:t>
       <w:br/>
       <w:br/>
     </w:r>

--- a/klagomål/A 17389-2024 FSC-klagomål.docx
+++ b/klagomål/A 17389-2024 FSC-klagomål.docx
@@ -178,7 +178,7 @@
       <w:r>
         <w:drawing>
           <wp:inline xmlns:a="http://schemas.openxmlformats.org/drawingml/2006/main" xmlns:pic="http://schemas.openxmlformats.org/drawingml/2006/picture">
-            <wp:extent cx="4821082" cy="5724000"/>
+            <wp:extent cx="4815507" cy="5724000"/>
             <wp:docPr id="1" name="Picture 1"/>
             <wp:cNvGraphicFramePr>
               <a:graphicFrameLocks noChangeAspect="1"/>
@@ -199,7 +199,7 @@
                   <pic:spPr>
                     <a:xfrm>
                       <a:off x="0" y="0"/>
-                      <a:ext cx="4821082" cy="5724000"/>
+                      <a:ext cx="4815507" cy="5724000"/>
                     </a:xfrm>
                     <a:prstGeom prst="rect"/>
                   </pic:spPr>
@@ -221,7 +221,7 @@
     </w:p>
     <w:p>
       <w:r>
-        <w:t>I avverkningsanmälan finns fynd av 41 naturvårdsarter, varav 23 är rödlistade, 41 är fridlysta och 7 är typiska (T): hornuggla (EN, §4), storspov (EN, §4), grönfink (VU, §4), hussvala (VU, §4), stare (VU, §4), tornseglare (VU, §4), blåhake (NT, §4), duvhök (NT, §4), entita (NT, T, §4), grönsångare (NT, §4), gulsparv (NT, §4), göktyta (NT, §4), järnsparv (NT, §4), kungsörn (NT, §4), ladusvala (NT, §4), mindre hackspett (NT, T, §4), rosenfink (NT, §4), rödvingetrast (NT, §4), skrattmås (NT, §4), sparvuggla (NT, §4), svartsnäppa (NT, §4), sädesärla (NT, §4), talltita (NT, §4), bergfink (T, §4), nattskärra (T, §4), spillkråka (T, §4), stjärtmes (T, §4), tofsmes (T, §4), fiskgjuse (§4), fjällvråk (§4), gröngöling (§4), grönsiska (§4), havsörn (§4), kråka (§4), kungsfågel (§4), smålom (§4), svartvit flugsnappare (§4), sångsvan (§4), trana (§4), törnskata (§4) och ärtsångare (§4). Se Figur 1.</w:t>
+        <w:t>I avverkningsanmälan finns fynd av 42 naturvårdsarter, varav 23 är rödlistade, 42 är fridlysta och 8 är typiska (T): hornuggla (EN, §4), storspov (EN, §4), grönfink (VU, §4), hussvala (VU, §4), stare (VU, §4), tornseglare (VU, §4), blåhake (NT, §4), duvhök (NT, §4), entita (NT, T, §4), grönsångare (NT, §4), gulsparv (NT, §4), göktyta (NT, §4), järnsparv (NT, §4), kungsörn (NT, §4), ladusvala (NT, §4), mindre hackspett (NT, T, §4), rosenfink (NT, §4), rödvingetrast (NT, §4), skrattmås (NT, §4), sparvuggla (NT, §4), svartsnäppa (NT, §4), sädesärla (NT, §4), talltita (NT, §4), bergfink (T, §4), nattskärra (T, §4), spillkråka (T, §4), stenfalk (T, §4), stjärtmes (T, §4), tofsmes (T, §4), fiskgjuse (§4), fjällvråk (§4), gröngöling (§4), grönsiska (§4), havsörn (§4), kråka (§4), kungsfågel (§4), smålom (§4), svartvit flugsnappare (§4), sångsvan (§4), trana (§4), törnskata (§4) och ärtsångare (§4). Se Figur 1.</w:t>
       </w:r>
     </w:p>
     <w:p>
@@ -427,6 +427,35 @@
         <w:rPr>
           <w:b/>
         </w:rPr>
+        <w:t>Stenfalk (§4)</w:t>
+      </w:r>
+      <w:r>
+        <w:t xml:space="preserve"> är typisk art för </w:t>
+      </w:r>
+      <w:r>
+        <w:rPr>
+          <w:i/>
+        </w:rPr>
+        <w:t>9040 Fjällbjörkskog</w:t>
+      </w:r>
+      <w:r>
+        <w:t xml:space="preserve"> och omfattas av bilaga 1 EU:s fågeldirektiv. Den förekommer främst i fjällen men häckar även i gles barrskog i Norrlands inland. Arten lever i stor utsträckning på småfåglar och vadare som den fångar i öppna miljöer. I skogslandet påträffas därför en majoritet av boplatserna i anslutning till större myrar och hyggen. Stenfalken häckar i gles skog, ofta i tall eller en björk belägen så att falkarna har bra utsikt från boet. På Öland häckar den i kråkbon i mer eller mindre solitära granar ute på alvaret. Hänsyn ska främst tas mot boplatser (bon som används och alternativbon) och under perioden 1 april−31 juli ska inga skogliga åtgärder ske inom 200 meter från bebodda bon</w:t>
+      </w:r>
+      <w:r>
+        <w:rPr>
+          <w:i/>
+        </w:rPr>
+        <w:t xml:space="preserve"> </w:t>
+      </w:r>
+      <w:r>
+        <w:t>(SLU Artdatabanken, 2026; Skogsstyrelsen, 2016).</w:t>
+      </w:r>
+    </w:p>
+    <w:p>
+      <w:r>
+        <w:rPr>
+          <w:b/>
+        </w:rPr>
         <w:t>Stjärtmes (§4)</w:t>
       </w:r>
       <w:r>
@@ -636,7 +665,7 @@
         <w:rPr>
           <w:i/>
         </w:rPr>
-        <w:t>I det avverkningsanmälda skogsområdet har 41 naturvårdsarter varav 23 rödlistade arter sina livsmiljöer och växtplatser.</w:t>
+        <w:t>I det avverkningsanmälda skogsområdet har 42 naturvårdsarter varav 23 rödlistade arter sina livsmiljöer och växtplatser.</w:t>
       </w:r>
     </w:p>
     <w:p>
@@ -1545,7 +1574,7 @@
     <w:r>
       <w:tab/>
       <w:tab/>
-      <w:t>2026-10-22</w:t>
+      <w:t>2026-10-23</w:t>
       <w:br/>
       <w:br/>
     </w:r>

--- a/klagomål/A 17389-2024 FSC-klagomål.docx
+++ b/klagomål/A 17389-2024 FSC-klagomål.docx
@@ -1574,7 +1574,7 @@
     <w:r>
       <w:tab/>
       <w:tab/>
-      <w:t>2026-10-23</w:t>
+      <w:t>2026-10-24</w:t>
       <w:br/>
       <w:br/>
     </w:r>

--- a/klagomål/A 17389-2024 FSC-klagomål.docx
+++ b/klagomål/A 17389-2024 FSC-klagomål.docx
@@ -1574,7 +1574,7 @@
     <w:r>
       <w:tab/>
       <w:tab/>
-      <w:t>2026-10-24</w:t>
+      <w:t>2026-10-25</w:t>
       <w:br/>
       <w:br/>
     </w:r>

--- a/klagomål/A 17389-2024 FSC-klagomål.docx
+++ b/klagomål/A 17389-2024 FSC-klagomål.docx
@@ -1574,7 +1574,7 @@
     <w:r>
       <w:tab/>
       <w:tab/>
-      <w:t>2026-10-25</w:t>
+      <w:t>2026-10-26</w:t>
       <w:br/>
       <w:br/>
     </w:r>

--- a/klagomål/A 17389-2024 FSC-klagomål.docx
+++ b/klagomål/A 17389-2024 FSC-klagomål.docx
@@ -1574,7 +1574,7 @@
     <w:r>
       <w:tab/>
       <w:tab/>
-      <w:t>2026-10-26</w:t>
+      <w:t>2026-10-27</w:t>
       <w:br/>
       <w:br/>
     </w:r>

--- a/klagomål/A 17389-2024 FSC-klagomål.docx
+++ b/klagomål/A 17389-2024 FSC-klagomål.docx
@@ -1574,7 +1574,7 @@
     <w:r>
       <w:tab/>
       <w:tab/>
-      <w:t>2026-10-27</w:t>
+      <w:t>2026-10-28</w:t>
       <w:br/>
       <w:br/>
     </w:r>

--- a/klagomål/A 17389-2024 FSC-klagomål.docx
+++ b/klagomål/A 17389-2024 FSC-klagomål.docx
@@ -1574,7 +1574,7 @@
     <w:r>
       <w:tab/>
       <w:tab/>
-      <w:t>2026-10-28</w:t>
+      <w:t>2026-10-29</w:t>
       <w:br/>
       <w:br/>
     </w:r>

--- a/klagomål/A 17389-2024 FSC-klagomål.docx
+++ b/klagomål/A 17389-2024 FSC-klagomål.docx
@@ -1574,7 +1574,7 @@
     <w:r>
       <w:tab/>
       <w:tab/>
-      <w:t>2026-10-29</w:t>
+      <w:t>2026-10-31</w:t>
       <w:br/>
       <w:br/>
     </w:r>
